--- a/Офтальмология_рабочая_тетрадь.docx
+++ b/Офтальмология_рабочая_тетрадь.docx
@@ -64912,7 +64912,7 @@
   <w:docDefaults>
     <w:rPrDefault>
       <w:rPr>
-        <w:rFonts w:asciiTheme="minorHAnsi" w:cstheme="minorBidi" w:eastAsiaTheme="minorHAnsi" w:hAnsiTheme="minorHAnsi"/>
+        <w:rFonts w:ascii="Arial" w:cs="Arial" w:eastAsia="Arial" w:hAnsi="Arial"/>
         <w:sz w:val="24"/>
         <w:szCs w:val="24"/>
         <w:lang w:bidi="ar-SA" w:eastAsia="en-US" w:val="en-US"/>
@@ -64964,7 +64964,7 @@
       <w:jc w:val="center"/>
     </w:pPr>
     <w:rPr>
-      <w:rFonts w:asciiTheme="majorHAnsi" w:cstheme="majorBidi" w:eastAsiaTheme="majorEastAsia" w:hAnsiTheme="majorHAnsi"/>
+      <w:rFonts w:ascii="Arial" w:cs="Arial" w:eastAsia="Arial" w:hAnsi="Arial"/>
       <w:b/>
       <w:bCs/>
       <w:color w:themeColor="accent1" w:themeShade="B5" w:val="345A8A"/>
@@ -65063,7 +65063,7 @@
       <w:outlineLvl w:val="0"/>
     </w:pPr>
     <w:rPr>
-      <w:rFonts w:asciiTheme="majorHAnsi" w:cstheme="majorBidi" w:eastAsiaTheme="majorEastAsia" w:hAnsiTheme="majorHAnsi"/>
+      <w:rFonts w:ascii="Arial" w:cs="Arial" w:eastAsia="Arial" w:hAnsi="Arial"/>
       <w:b/>
       <w:bCs/>
       <w:color w:themeColor="accent1" w:val="4F81BD"/>
@@ -65085,7 +65085,7 @@
       <w:outlineLvl w:val="1"/>
     </w:pPr>
     <w:rPr>
-      <w:rFonts w:asciiTheme="majorHAnsi" w:cstheme="majorBidi" w:eastAsiaTheme="majorEastAsia" w:hAnsiTheme="majorHAnsi"/>
+      <w:rFonts w:ascii="Arial" w:cs="Arial" w:eastAsia="Arial" w:hAnsi="Arial"/>
       <w:b/>
       <w:bCs/>
       <w:color w:themeColor="accent1" w:val="4F81BD"/>
@@ -65107,7 +65107,7 @@
       <w:outlineLvl w:val="2"/>
     </w:pPr>
     <w:rPr>
-      <w:rFonts w:asciiTheme="majorHAnsi" w:cstheme="majorBidi" w:eastAsiaTheme="majorEastAsia" w:hAnsiTheme="majorHAnsi"/>
+      <w:rFonts w:ascii="Arial" w:cs="Arial" w:eastAsia="Arial" w:hAnsi="Arial"/>
       <w:b/>
       <w:bCs/>
       <w:color w:themeColor="accent1" w:val="4F81BD"/>
@@ -65129,7 +65129,7 @@
       <w:outlineLvl w:val="3"/>
     </w:pPr>
     <w:rPr>
-      <w:rFonts w:asciiTheme="majorHAnsi" w:cstheme="majorBidi" w:eastAsiaTheme="majorEastAsia" w:hAnsiTheme="majorHAnsi"/>
+      <w:rFonts w:ascii="Arial" w:cs="Arial" w:eastAsia="Arial" w:hAnsi="Arial"/>
       <w:i/>
       <w:bCs/>
       <w:color w:themeColor="accent1" w:val="4F81BD"/>
@@ -65151,7 +65151,7 @@
       <w:outlineLvl w:val="4"/>
     </w:pPr>
     <w:rPr>
-      <w:rFonts w:asciiTheme="majorHAnsi" w:cstheme="majorBidi" w:eastAsiaTheme="majorEastAsia" w:hAnsiTheme="majorHAnsi"/>
+      <w:rFonts w:ascii="Arial" w:cs="Arial" w:eastAsia="Arial" w:hAnsi="Arial"/>
       <w:iCs/>
       <w:color w:themeColor="accent1" w:val="4F81BD"/>
       <w:sz w:val="24"/>
@@ -65172,7 +65172,7 @@
       <w:outlineLvl w:val="5"/>
     </w:pPr>
     <w:rPr>
-      <w:rFonts w:asciiTheme="majorHAnsi" w:cstheme="majorBidi" w:eastAsiaTheme="majorEastAsia" w:hAnsiTheme="majorHAnsi"/>
+      <w:rFonts w:ascii="Arial" w:cs="Arial" w:eastAsia="Arial" w:hAnsi="Arial"/>
       <w:color w:themeColor="accent1" w:val="4F81BD"/>
       <w:sz w:val="24"/>
       <w:szCs w:val="24"/>
@@ -65192,7 +65192,7 @@
       <w:outlineLvl w:val="6"/>
     </w:pPr>
     <w:rPr>
-      <w:rFonts w:asciiTheme="majorHAnsi" w:cstheme="majorBidi" w:eastAsiaTheme="majorEastAsia" w:hAnsiTheme="majorHAnsi"/>
+      <w:rFonts w:ascii="Arial" w:cs="Arial" w:eastAsia="Arial" w:hAnsi="Arial"/>
       <w:color w:themeColor="accent1" w:val="4F81BD"/>
       <w:sz w:val="24"/>
       <w:szCs w:val="24"/>
@@ -65212,7 +65212,7 @@
       <w:outlineLvl w:val="7"/>
     </w:pPr>
     <w:rPr>
-      <w:rFonts w:asciiTheme="majorHAnsi" w:cstheme="majorBidi" w:eastAsiaTheme="majorEastAsia" w:hAnsiTheme="majorHAnsi"/>
+      <w:rFonts w:ascii="Arial" w:cs="Arial" w:eastAsia="Arial" w:hAnsi="Arial"/>
       <w:color w:themeColor="accent1" w:val="4F81BD"/>
       <w:sz w:val="24"/>
       <w:szCs w:val="24"/>
@@ -65232,7 +65232,7 @@
       <w:outlineLvl w:val="8"/>
     </w:pPr>
     <w:rPr>
-      <w:rFonts w:asciiTheme="majorHAnsi" w:cstheme="majorBidi" w:eastAsiaTheme="majorEastAsia" w:hAnsiTheme="majorHAnsi"/>
+      <w:rFonts w:ascii="Arial" w:cs="Arial" w:eastAsia="Arial" w:hAnsi="Arial"/>
       <w:color w:themeColor="accent1" w:val="4F81BD"/>
       <w:sz w:val="24"/>
       <w:szCs w:val="24"/>
@@ -65246,8 +65246,12 @@
     <w:unhideWhenUsed/>
     <w:qFormat/>
     <w:pPr>
-      <w:spacing w:after="100" w:before="100"/>
+      <w:spacing w:after="120" w:before="120"/>
       <w:ind w:firstLine="0" w:left="480" w:right="480"/>
+      <w:pBdr>
+        <w:left w:color="F0A500" w:space="8" w:sz="18" w:val="single"/>
+      </w:pBdr>
+      <w:shd w:color="auto" w:fill="FFF6E0" w:val="clear"/>
     </w:pPr>
   </w:style>
   <w:style w:styleId="FootnoteText" w:type="paragraph">
@@ -65271,10 +65275,18 @@
     <w:qFormat/>
     <w:tblPr>
       <w:tblInd w:type="dxa" w:w="0"/>
+      <w:tblBorders>
+        <w:top w:color="999999" w:space="0" w:sz="4" w:val="single"/>
+        <w:left w:color="999999" w:space="0" w:sz="4" w:val="single"/>
+        <w:bottom w:color="999999" w:space="0" w:sz="4" w:val="single"/>
+        <w:right w:color="999999" w:space="0" w:sz="4" w:val="single"/>
+        <w:insideH w:color="999999" w:space="0" w:sz="4" w:val="single"/>
+        <w:insideV w:color="999999" w:space="0" w:sz="4" w:val="single"/>
+      </w:tblBorders>
       <w:tblCellMar>
-        <w:top w:type="dxa" w:w="0"/>
+        <w:top w:type="dxa" w:w="60"/>
         <w:left w:type="dxa" w:w="108"/>
-        <w:bottom w:type="dxa" w:w="0"/>
+        <w:bottom w:type="dxa" w:w="60"/>
         <w:right w:type="dxa" w:w="108"/>
       </w:tblCellMar>
     </w:tblPr>
@@ -65387,7 +65399,7 @@
       <w:outlineLvl w:val="9"/>
     </w:pPr>
     <w:rPr>
-      <w:rFonts w:asciiTheme="majorHAnsi" w:cstheme="majorBidi" w:eastAsiaTheme="majorEastAsia" w:hAnsiTheme="majorHAnsi"/>
+      <w:rFonts w:ascii="Arial" w:cs="Arial" w:eastAsia="Arial" w:hAnsi="Arial"/>
       <w:b w:val="0"/>
       <w:bCs w:val="0"/>
       <w:color w:themeColor="accent1" w:themeShade="BF" w:val="365F91"/>

--- a/Офтальмология_рабочая_тетрадь.docx
+++ b/Офтальмология_рабочая_тетрадь.docx
@@ -7,7 +7,7 @@
         <w:pStyle w:val="Title"/>
       </w:pPr>
       <w:r>
-        <w:t xml:space="preserve">�������������������������� ��� �������������� �������������� ������ ��������������������</w:t>
+        <w:t xml:space="preserve">Офтальмология — рабочая тетрадь для повторения</w:t>
       </w:r>
     </w:p>
     <w:p>

--- a/Офтальмология_рабочая_тетрадь.docx
+++ b/Офтальмология_рабочая_тетрадь.docx
@@ -37776,45 +37776,156 @@
             <w:r>
               <w:t xml:space="preserve">② Соответствие — локализация хориоидита:</w:t>
             </w:r>
-            <w:r>
-              <w:t xml:space="preserve"> </w:t>
-            </w:r>
-            <w:r>
-              <w:t xml:space="preserve">| № | Локализация |</w:t>
-            </w:r>
-            <w:r>
-              <w:t xml:space="preserve"> </w:t>
-            </w:r>
-            <w:r>
-              <w:t xml:space="preserve">|—|—|</w:t>
-            </w:r>
-            <w:r>
-              <w:t xml:space="preserve"> </w:t>
-            </w:r>
-            <w:r>
-              <w:t xml:space="preserve">| 1 | Центральный |</w:t>
-            </w:r>
-            <w:r>
-              <w:t xml:space="preserve"> </w:t>
-            </w:r>
-            <w:r>
-              <w:t xml:space="preserve">| 2 | Перипапиллярный |</w:t>
-            </w:r>
-            <w:r>
-              <w:t xml:space="preserve"> </w:t>
-            </w:r>
-            <w:r>
-              <w:t xml:space="preserve">| 3 | Экваториальный |</w:t>
-            </w:r>
-            <w:r>
-              <w:t xml:space="preserve"> </w:t>
-            </w:r>
-            <w:r>
-              <w:t xml:space="preserve">| 4 | Периферический |</w:t>
-            </w:r>
-            <w:r>
-              <w:t xml:space="preserve"> </w:t>
-            </w:r>
+          </w:p>
+          <w:tbl>
+            <w:tblPr>
+              <w:tblStyle w:val="Table"/>
+              <w:tblW w:type="auto" w:w="0"/>
+              <w:tblLook w:firstRow="1" w:lastRow="0" w:firstColumn="0" w:lastColumn="0" w:noHBand="0" w:noVBand="0" w:val="0020"/>
+              <w:jc w:val="start"/>
+            </w:tblPr>
+            <w:tblGrid>
+              <w:gridCol w:w="3960"/>
+              <w:gridCol w:w="3960"/>
+            </w:tblGrid>
+            <w:tr>
+              <w:trPr>
+                <w:tblHeader w:val="true"/>
+              </w:trPr>
+              <w:tc>
+                <w:tcPr/>
+                <w:p>
+                  <w:pPr>
+                    <w:pStyle w:val="Compact"/>
+                    <w:jc w:val="left"/>
+                  </w:pPr>
+                  <w:r>
+                    <w:t xml:space="preserve">№</w:t>
+                  </w:r>
+                </w:p>
+              </w:tc>
+              <w:tc>
+                <w:tcPr/>
+                <w:p>
+                  <w:pPr>
+                    <w:pStyle w:val="Compact"/>
+                    <w:jc w:val="left"/>
+                  </w:pPr>
+                  <w:r>
+                    <w:t xml:space="preserve">Локализация</w:t>
+                  </w:r>
+                </w:p>
+              </w:tc>
+            </w:tr>
+            <w:tr>
+              <w:tc>
+                <w:tcPr/>
+                <w:p>
+                  <w:pPr>
+                    <w:pStyle w:val="Compact"/>
+                    <w:jc w:val="left"/>
+                  </w:pPr>
+                  <w:r>
+                    <w:t xml:space="preserve">1</w:t>
+                  </w:r>
+                </w:p>
+              </w:tc>
+              <w:tc>
+                <w:tcPr/>
+                <w:p>
+                  <w:pPr>
+                    <w:pStyle w:val="Compact"/>
+                    <w:jc w:val="left"/>
+                  </w:pPr>
+                  <w:r>
+                    <w:t xml:space="preserve">Центральный</w:t>
+                  </w:r>
+                </w:p>
+              </w:tc>
+            </w:tr>
+            <w:tr>
+              <w:tc>
+                <w:tcPr/>
+                <w:p>
+                  <w:pPr>
+                    <w:pStyle w:val="Compact"/>
+                    <w:jc w:val="left"/>
+                  </w:pPr>
+                  <w:r>
+                    <w:t xml:space="preserve">2</w:t>
+                  </w:r>
+                </w:p>
+              </w:tc>
+              <w:tc>
+                <w:tcPr/>
+                <w:p>
+                  <w:pPr>
+                    <w:pStyle w:val="Compact"/>
+                    <w:jc w:val="left"/>
+                  </w:pPr>
+                  <w:r>
+                    <w:t xml:space="preserve">Перипапиллярный</w:t>
+                  </w:r>
+                </w:p>
+              </w:tc>
+            </w:tr>
+            <w:tr>
+              <w:tc>
+                <w:tcPr/>
+                <w:p>
+                  <w:pPr>
+                    <w:pStyle w:val="Compact"/>
+                    <w:jc w:val="left"/>
+                  </w:pPr>
+                  <w:r>
+                    <w:t xml:space="preserve">3</w:t>
+                  </w:r>
+                </w:p>
+              </w:tc>
+              <w:tc>
+                <w:tcPr/>
+                <w:p>
+                  <w:pPr>
+                    <w:pStyle w:val="Compact"/>
+                    <w:jc w:val="left"/>
+                  </w:pPr>
+                  <w:r>
+                    <w:t xml:space="preserve">Экваториальный</w:t>
+                  </w:r>
+                </w:p>
+              </w:tc>
+            </w:tr>
+            <w:tr>
+              <w:tc>
+                <w:tcPr/>
+                <w:p>
+                  <w:pPr>
+                    <w:pStyle w:val="Compact"/>
+                    <w:jc w:val="left"/>
+                  </w:pPr>
+                  <w:r>
+                    <w:t xml:space="preserve">4</w:t>
+                  </w:r>
+                </w:p>
+              </w:tc>
+              <w:tc>
+                <w:tcPr/>
+                <w:p>
+                  <w:pPr>
+                    <w:pStyle w:val="Compact"/>
+                    <w:jc w:val="left"/>
+                  </w:pPr>
+                  <w:r>
+                    <w:t xml:space="preserve">Периферический</w:t>
+                  </w:r>
+                </w:p>
+              </w:tc>
+            </w:tr>
+          </w:tbl>
+          <w:p>
+            <w:pPr>
+              <w:pStyle w:val="BlockText"/>
+            </w:pPr>
             <w:r>
               <w:t xml:space="preserve">Варианты (перепутаны): А) вокруг диска зрительного нерва Б) у зубчатой линии В) в макулярной зоне Г) в зоне экватора глаза</w:t>
             </w:r>
@@ -38561,39 +38672,179 @@
             <w:r>
               <w:t xml:space="preserve">① Таблица с пропусками:</w:t>
             </w:r>
-            <w:r>
-              <w:t xml:space="preserve"> </w:t>
-            </w:r>
-            <w:r>
-              <w:t xml:space="preserve">| Признак | Эндофтальмит | Панофтальмит |</w:t>
-            </w:r>
-            <w:r>
-              <w:t xml:space="preserve"> </w:t>
-            </w:r>
-            <w:r>
-              <w:t xml:space="preserve">|—|—|—|</w:t>
-            </w:r>
-            <w:r>
-              <w:t xml:space="preserve"> </w:t>
-            </w:r>
-            <w:r>
-              <w:t xml:space="preserve">| Боли | Сильные | ______________________ |</w:t>
-            </w:r>
-            <w:r>
-              <w:t xml:space="preserve"> </w:t>
-            </w:r>
-            <w:r>
-              <w:t xml:space="preserve">| Рефлекс со дна | Жёлто-зелёный | ______________________ |</w:t>
-            </w:r>
-            <w:r>
-              <w:t xml:space="preserve"> </w:t>
-            </w:r>
-            <w:r>
-              <w:t xml:space="preserve">| Угроза жизни | Нет | ______________________ |</w:t>
-            </w:r>
-            <w:r>
-              <w:t xml:space="preserve"> </w:t>
-            </w:r>
+          </w:p>
+          <w:tbl>
+            <w:tblPr>
+              <w:tblStyle w:val="Table"/>
+              <w:tblW w:type="auto" w:w="0"/>
+              <w:tblLook w:firstRow="1" w:lastRow="0" w:firstColumn="0" w:lastColumn="0" w:noHBand="0" w:noVBand="0" w:val="0020"/>
+              <w:jc w:val="start"/>
+            </w:tblPr>
+            <w:tblGrid>
+              <w:gridCol w:w="2640"/>
+              <w:gridCol w:w="2640"/>
+              <w:gridCol w:w="2640"/>
+            </w:tblGrid>
+            <w:tr>
+              <w:trPr>
+                <w:tblHeader w:val="true"/>
+              </w:trPr>
+              <w:tc>
+                <w:tcPr/>
+                <w:p>
+                  <w:pPr>
+                    <w:pStyle w:val="Compact"/>
+                    <w:jc w:val="left"/>
+                  </w:pPr>
+                  <w:r>
+                    <w:t xml:space="preserve">Признак</w:t>
+                  </w:r>
+                </w:p>
+              </w:tc>
+              <w:tc>
+                <w:tcPr/>
+                <w:p>
+                  <w:pPr>
+                    <w:pStyle w:val="Compact"/>
+                    <w:jc w:val="left"/>
+                  </w:pPr>
+                  <w:r>
+                    <w:t xml:space="preserve">Эндофтальмит</w:t>
+                  </w:r>
+                </w:p>
+              </w:tc>
+              <w:tc>
+                <w:tcPr/>
+                <w:p>
+                  <w:pPr>
+                    <w:pStyle w:val="Compact"/>
+                    <w:jc w:val="left"/>
+                  </w:pPr>
+                  <w:r>
+                    <w:t xml:space="preserve">Панофтальмит</w:t>
+                  </w:r>
+                </w:p>
+              </w:tc>
+            </w:tr>
+            <w:tr>
+              <w:tc>
+                <w:tcPr/>
+                <w:p>
+                  <w:pPr>
+                    <w:pStyle w:val="Compact"/>
+                    <w:jc w:val="left"/>
+                  </w:pPr>
+                  <w:r>
+                    <w:t xml:space="preserve">Боли</w:t>
+                  </w:r>
+                </w:p>
+              </w:tc>
+              <w:tc>
+                <w:tcPr/>
+                <w:p>
+                  <w:pPr>
+                    <w:pStyle w:val="Compact"/>
+                    <w:jc w:val="left"/>
+                  </w:pPr>
+                  <w:r>
+                    <w:t xml:space="preserve">Сильные</w:t>
+                  </w:r>
+                </w:p>
+              </w:tc>
+              <w:tc>
+                <w:tcPr/>
+                <w:p>
+                  <w:pPr>
+                    <w:pStyle w:val="Compact"/>
+                    <w:jc w:val="left"/>
+                  </w:pPr>
+                  <w:r>
+                    <w:t xml:space="preserve">______________________</w:t>
+                  </w:r>
+                </w:p>
+              </w:tc>
+            </w:tr>
+            <w:tr>
+              <w:tc>
+                <w:tcPr/>
+                <w:p>
+                  <w:pPr>
+                    <w:pStyle w:val="Compact"/>
+                    <w:jc w:val="left"/>
+                  </w:pPr>
+                  <w:r>
+                    <w:t xml:space="preserve">Рефлекс со дна</w:t>
+                  </w:r>
+                </w:p>
+              </w:tc>
+              <w:tc>
+                <w:tcPr/>
+                <w:p>
+                  <w:pPr>
+                    <w:pStyle w:val="Compact"/>
+                    <w:jc w:val="left"/>
+                  </w:pPr>
+                  <w:r>
+                    <w:t xml:space="preserve">Жёлто-зелёный</w:t>
+                  </w:r>
+                </w:p>
+              </w:tc>
+              <w:tc>
+                <w:tcPr/>
+                <w:p>
+                  <w:pPr>
+                    <w:pStyle w:val="Compact"/>
+                    <w:jc w:val="left"/>
+                  </w:pPr>
+                  <w:r>
+                    <w:t xml:space="preserve">______________________</w:t>
+                  </w:r>
+                </w:p>
+              </w:tc>
+            </w:tr>
+            <w:tr>
+              <w:tc>
+                <w:tcPr/>
+                <w:p>
+                  <w:pPr>
+                    <w:pStyle w:val="Compact"/>
+                    <w:jc w:val="left"/>
+                  </w:pPr>
+                  <w:r>
+                    <w:t xml:space="preserve">Угроза жизни</w:t>
+                  </w:r>
+                </w:p>
+              </w:tc>
+              <w:tc>
+                <w:tcPr/>
+                <w:p>
+                  <w:pPr>
+                    <w:pStyle w:val="Compact"/>
+                    <w:jc w:val="left"/>
+                  </w:pPr>
+                  <w:r>
+                    <w:t xml:space="preserve">Нет</w:t>
+                  </w:r>
+                </w:p>
+              </w:tc>
+              <w:tc>
+                <w:tcPr/>
+                <w:p>
+                  <w:pPr>
+                    <w:pStyle w:val="Compact"/>
+                    <w:jc w:val="left"/>
+                  </w:pPr>
+                  <w:r>
+                    <w:t xml:space="preserve">______________________</w:t>
+                  </w:r>
+                </w:p>
+              </w:tc>
+            </w:tr>
+          </w:tbl>
+          <w:p>
+            <w:pPr>
+              <w:pStyle w:val="BlockText"/>
+            </w:pPr>
             <w:r>
               <w:t xml:space="preserve">② ______________________ глазного яблока (удаление содержимого с сохранением склеральной оболочки) — основная операция при панофтальмите.</w:t>
             </w:r>
@@ -39306,99 +39557,301 @@
             <w:r>
               <w:t xml:space="preserve">① Соответствие — тип отслойки и причина:</w:t>
             </w:r>
+          </w:p>
+          <w:tbl>
+            <w:tblPr>
+              <w:tblStyle w:val="Table"/>
+              <w:tblW w:type="auto" w:w="0"/>
+              <w:tblLook w:firstRow="1" w:lastRow="0" w:firstColumn="0" w:lastColumn="0" w:noHBand="0" w:noVBand="0" w:val="0020"/>
+              <w:jc w:val="start"/>
+            </w:tblPr>
+            <w:tblGrid>
+              <w:gridCol w:w="3960"/>
+              <w:gridCol w:w="3960"/>
+            </w:tblGrid>
+            <w:tr>
+              <w:trPr>
+                <w:tblHeader w:val="true"/>
+              </w:trPr>
+              <w:tc>
+                <w:tcPr/>
+                <w:p>
+                  <w:pPr>
+                    <w:pStyle w:val="Compact"/>
+                    <w:jc w:val="left"/>
+                  </w:pPr>
+                  <w:r>
+                    <w:t xml:space="preserve">№</w:t>
+                  </w:r>
+                </w:p>
+              </w:tc>
+              <w:tc>
+                <w:tcPr/>
+                <w:p>
+                  <w:pPr>
+                    <w:pStyle w:val="Compact"/>
+                    <w:jc w:val="left"/>
+                  </w:pPr>
+                  <w:r>
+                    <w:t xml:space="preserve">Тип отслойки</w:t>
+                  </w:r>
+                </w:p>
+              </w:tc>
+            </w:tr>
+            <w:tr>
+              <w:tc>
+                <w:tcPr/>
+                <w:p>
+                  <w:pPr>
+                    <w:pStyle w:val="Compact"/>
+                    <w:jc w:val="left"/>
+                  </w:pPr>
+                  <w:r>
+                    <w:t xml:space="preserve">1</w:t>
+                  </w:r>
+                </w:p>
+              </w:tc>
+              <w:tc>
+                <w:tcPr/>
+                <w:p>
+                  <w:pPr>
+                    <w:pStyle w:val="Compact"/>
+                    <w:jc w:val="left"/>
+                  </w:pPr>
+                  <w:r>
+                    <w:t xml:space="preserve">Регматогенная</w:t>
+                  </w:r>
+                </w:p>
+              </w:tc>
+            </w:tr>
+            <w:tr>
+              <w:tc>
+                <w:tcPr/>
+                <w:p>
+                  <w:pPr>
+                    <w:pStyle w:val="Compact"/>
+                    <w:jc w:val="left"/>
+                  </w:pPr>
+                  <w:r>
+                    <w:t xml:space="preserve">2</w:t>
+                  </w:r>
+                </w:p>
+              </w:tc>
+              <w:tc>
+                <w:tcPr/>
+                <w:p>
+                  <w:pPr>
+                    <w:pStyle w:val="Compact"/>
+                    <w:jc w:val="left"/>
+                  </w:pPr>
+                  <w:r>
+                    <w:t xml:space="preserve">Тракционная</w:t>
+                  </w:r>
+                </w:p>
+              </w:tc>
+            </w:tr>
+            <w:tr>
+              <w:tc>
+                <w:tcPr/>
+                <w:p>
+                  <w:pPr>
+                    <w:pStyle w:val="Compact"/>
+                    <w:jc w:val="left"/>
+                  </w:pPr>
+                  <w:r>
+                    <w:t xml:space="preserve">3</w:t>
+                  </w:r>
+                </w:p>
+              </w:tc>
+              <w:tc>
+                <w:tcPr/>
+                <w:p>
+                  <w:pPr>
+                    <w:pStyle w:val="Compact"/>
+                    <w:jc w:val="left"/>
+                  </w:pPr>
+                  <w:r>
+                    <w:t xml:space="preserve">Экссудативная</w:t>
+                  </w:r>
+                </w:p>
+              </w:tc>
+            </w:tr>
+          </w:tbl>
+          <w:p>
+            <w:pPr>
+              <w:pStyle w:val="BlockText"/>
+            </w:pPr>
+            <w:r>
+              <w:t xml:space="preserve">Варианты (перепутаны): А) опухоли хориоидеи, воспаление (хориоидит) Б) периферические дистрофии (миопия), задняя отслойка СТ В) пролиферативная диабетическая ретинопатия, ретинопатия недоношенных</w:t>
+            </w:r>
             <w:r>
               <w:t xml:space="preserve"> </w:t>
             </w:r>
             <w:r>
-              <w:t xml:space="preserve">| № | Тип отслойки |</w:t>
+              <w:t xml:space="preserve">Ответ: 1-______________________ 2-______________________ 3-______________________</w:t>
             </w:r>
             <w:r>
               <w:t xml:space="preserve"> </w:t>
             </w:r>
             <w:r>
-              <w:t xml:space="preserve">|—|—|</w:t>
+              <w:t xml:space="preserve">② Наиболее эффективна операция в первые ______________________–______________________ месяца после отслойки.</w:t>
             </w:r>
             <w:r>
               <w:t xml:space="preserve"> </w:t>
             </w:r>
             <w:r>
-              <w:t xml:space="preserve">| 1 | Регматогенная |</w:t>
-            </w:r>
-            <w:r>
-              <w:t xml:space="preserve"> </w:t>
-            </w:r>
-            <w:r>
-              <w:t xml:space="preserve">| 2 | Тракционная |</w:t>
-            </w:r>
-            <w:r>
-              <w:t xml:space="preserve"> </w:t>
-            </w:r>
-            <w:r>
-              <w:t xml:space="preserve">| 3 | Экссудативная |</w:t>
-            </w:r>
-            <w:r>
-              <w:t xml:space="preserve"> </w:t>
-            </w:r>
-            <w:r>
-              <w:t xml:space="preserve">Варианты (перепутаны): А) опухоли хориоидеи, воспаление (хориоидит) Б) периферические дистрофии (миопия), задняя отслойка СТ В) пролиферативная диабетическая ретинопатия, ретинопатия недоношенных</w:t>
-            </w:r>
-            <w:r>
-              <w:t xml:space="preserve"> </w:t>
-            </w:r>
-            <w:r>
-              <w:t xml:space="preserve">Ответ: 1-______________________ 2-______________________ 3-______________________</w:t>
-            </w:r>
-            <w:r>
-              <w:t xml:space="preserve"> </w:t>
-            </w:r>
-            <w:r>
-              <w:t xml:space="preserve">② Наиболее эффективна операция в первые ______________________–______________________ месяца после отслойки.</w:t>
-            </w:r>
-            <w:r>
-              <w:t xml:space="preserve"> </w:t>
-            </w:r>
-            <w:r>
               <w:t xml:space="preserve">③ Соответствие — метод лечения и суть:</w:t>
             </w:r>
-            <w:r>
-              <w:t xml:space="preserve"> </w:t>
-            </w:r>
-            <w:r>
-              <w:t xml:space="preserve">| № | Метод |</w:t>
-            </w:r>
-            <w:r>
-              <w:t xml:space="preserve"> </w:t>
-            </w:r>
-            <w:r>
-              <w:t xml:space="preserve">|—|—|</w:t>
-            </w:r>
-            <w:r>
-              <w:t xml:space="preserve"> </w:t>
-            </w:r>
-            <w:r>
-              <w:t xml:space="preserve">| 1 | Лазерокоагуляция |</w:t>
-            </w:r>
-            <w:r>
-              <w:t xml:space="preserve"> </w:t>
-            </w:r>
-            <w:r>
-              <w:t xml:space="preserve">| 2 | Склеропластика |</w:t>
-            </w:r>
-            <w:r>
-              <w:t xml:space="preserve"> </w:t>
-            </w:r>
-            <w:r>
-              <w:t xml:space="preserve">| 3 | Витреоретинальная хирургия |</w:t>
-            </w:r>
-            <w:r>
-              <w:t xml:space="preserve"> </w:t>
-            </w:r>
-            <w:r>
-              <w:t xml:space="preserve">| 4 | Криопексия |</w:t>
-            </w:r>
-            <w:r>
-              <w:t xml:space="preserve"> </w:t>
-            </w:r>
+          </w:p>
+          <w:tbl>
+            <w:tblPr>
+              <w:tblStyle w:val="Table"/>
+              <w:tblW w:type="auto" w:w="0"/>
+              <w:tblLook w:firstRow="1" w:lastRow="0" w:firstColumn="0" w:lastColumn="0" w:noHBand="0" w:noVBand="0" w:val="0020"/>
+              <w:jc w:val="start"/>
+            </w:tblPr>
+            <w:tblGrid>
+              <w:gridCol w:w="3960"/>
+              <w:gridCol w:w="3960"/>
+            </w:tblGrid>
+            <w:tr>
+              <w:trPr>
+                <w:tblHeader w:val="true"/>
+              </w:trPr>
+              <w:tc>
+                <w:tcPr/>
+                <w:p>
+                  <w:pPr>
+                    <w:pStyle w:val="Compact"/>
+                    <w:jc w:val="left"/>
+                  </w:pPr>
+                  <w:r>
+                    <w:t xml:space="preserve">№</w:t>
+                  </w:r>
+                </w:p>
+              </w:tc>
+              <w:tc>
+                <w:tcPr/>
+                <w:p>
+                  <w:pPr>
+                    <w:pStyle w:val="Compact"/>
+                    <w:jc w:val="left"/>
+                  </w:pPr>
+                  <w:r>
+                    <w:t xml:space="preserve">Метод</w:t>
+                  </w:r>
+                </w:p>
+              </w:tc>
+            </w:tr>
+            <w:tr>
+              <w:tc>
+                <w:tcPr/>
+                <w:p>
+                  <w:pPr>
+                    <w:pStyle w:val="Compact"/>
+                    <w:jc w:val="left"/>
+                  </w:pPr>
+                  <w:r>
+                    <w:t xml:space="preserve">1</w:t>
+                  </w:r>
+                </w:p>
+              </w:tc>
+              <w:tc>
+                <w:tcPr/>
+                <w:p>
+                  <w:pPr>
+                    <w:pStyle w:val="Compact"/>
+                    <w:jc w:val="left"/>
+                  </w:pPr>
+                  <w:r>
+                    <w:t xml:space="preserve">Лазерокоагуляция</w:t>
+                  </w:r>
+                </w:p>
+              </w:tc>
+            </w:tr>
+            <w:tr>
+              <w:tc>
+                <w:tcPr/>
+                <w:p>
+                  <w:pPr>
+                    <w:pStyle w:val="Compact"/>
+                    <w:jc w:val="left"/>
+                  </w:pPr>
+                  <w:r>
+                    <w:t xml:space="preserve">2</w:t>
+                  </w:r>
+                </w:p>
+              </w:tc>
+              <w:tc>
+                <w:tcPr/>
+                <w:p>
+                  <w:pPr>
+                    <w:pStyle w:val="Compact"/>
+                    <w:jc w:val="left"/>
+                  </w:pPr>
+                  <w:r>
+                    <w:t xml:space="preserve">Склеропластика</w:t>
+                  </w:r>
+                </w:p>
+              </w:tc>
+            </w:tr>
+            <w:tr>
+              <w:tc>
+                <w:tcPr/>
+                <w:p>
+                  <w:pPr>
+                    <w:pStyle w:val="Compact"/>
+                    <w:jc w:val="left"/>
+                  </w:pPr>
+                  <w:r>
+                    <w:t xml:space="preserve">3</w:t>
+                  </w:r>
+                </w:p>
+              </w:tc>
+              <w:tc>
+                <w:tcPr/>
+                <w:p>
+                  <w:pPr>
+                    <w:pStyle w:val="Compact"/>
+                    <w:jc w:val="left"/>
+                  </w:pPr>
+                  <w:r>
+                    <w:t xml:space="preserve">Витреоретинальная хирургия</w:t>
+                  </w:r>
+                </w:p>
+              </w:tc>
+            </w:tr>
+            <w:tr>
+              <w:tc>
+                <w:tcPr/>
+                <w:p>
+                  <w:pPr>
+                    <w:pStyle w:val="Compact"/>
+                    <w:jc w:val="left"/>
+                  </w:pPr>
+                  <w:r>
+                    <w:t xml:space="preserve">4</w:t>
+                  </w:r>
+                </w:p>
+              </w:tc>
+              <w:tc>
+                <w:tcPr/>
+                <w:p>
+                  <w:pPr>
+                    <w:pStyle w:val="Compact"/>
+                    <w:jc w:val="left"/>
+                  </w:pPr>
+                  <w:r>
+                    <w:t xml:space="preserve">Криопексия</w:t>
+                  </w:r>
+                </w:p>
+              </w:tc>
+            </w:tr>
+          </w:tbl>
+          <w:p>
+            <w:pPr>
+              <w:pStyle w:val="BlockText"/>
+            </w:pPr>
             <w:r>
               <w:t xml:space="preserve">Варианты (перепутаны): А) удаление СТ + устранение тракций + пломбировка изнутри Б) крио-воздействие снаружи — создание хориоретинальных спаек В) «запаивание» разрыва сетчатки Г) циркулярное/секторальное вдавление склеры</w:t>
             </w:r>
@@ -41955,69 +42408,280 @@
             <w:r>
               <w:t xml:space="preserve">③ Таблица с пропусками — стадии застойного диска:</w:t>
             </w:r>
-            <w:r>
-              <w:t xml:space="preserve"> </w:t>
-            </w:r>
-            <w:r>
-              <w:t xml:space="preserve">| Стадия | Картина глазного дна | Зрение |</w:t>
-            </w:r>
-            <w:r>
-              <w:t xml:space="preserve"> </w:t>
-            </w:r>
-            <w:r>
-              <w:t xml:space="preserve">|—|—|—|</w:t>
-            </w:r>
-            <w:r>
-              <w:t xml:space="preserve"> </w:t>
-            </w:r>
-            <w:r>
-              <w:t xml:space="preserve">| 1. Начальная | Отёк краёв ДЗН, покраснение, нечёткие границы | ______________________ |</w:t>
-            </w:r>
-            <w:r>
-              <w:t xml:space="preserve"> </w:t>
-            </w:r>
-            <w:r>
-              <w:t xml:space="preserve">| 3. Резко выраженный отёк | ______________________ | ОЗ слегка снижается, не корригируется |</w:t>
-            </w:r>
-            <w:r>
-              <w:t xml:space="preserve"> </w:t>
-            </w:r>
-            <w:r>
-              <w:t xml:space="preserve">| 4. Атрофия ДЗН | Отёк спадает, диск уменьшается, бледнеет, вены сужаются | ______________________ |</w:t>
-            </w:r>
-            <w:r>
-              <w:t xml:space="preserve"> </w:t>
-            </w:r>
+          </w:p>
+          <w:tbl>
+            <w:tblPr>
+              <w:tblStyle w:val="Table"/>
+              <w:tblW w:type="pct" w:w="5000"/>
+              <w:tblLook w:firstRow="1" w:lastRow="0" w:firstColumn="0" w:lastColumn="0" w:noHBand="0" w:noVBand="0" w:val="0020"/>
+              <w:jc w:val="start"/>
+            </w:tblPr>
+            <w:tblGrid>
+              <w:gridCol w:w="2640"/>
+              <w:gridCol w:w="2640"/>
+              <w:gridCol w:w="2640"/>
+            </w:tblGrid>
+            <w:tr>
+              <w:trPr>
+                <w:tblHeader w:val="true"/>
+              </w:trPr>
+              <w:tc>
+                <w:tcPr/>
+                <w:p>
+                  <w:pPr>
+                    <w:pStyle w:val="Compact"/>
+                    <w:jc w:val="left"/>
+                  </w:pPr>
+                  <w:r>
+                    <w:t xml:space="preserve">Стадия</w:t>
+                  </w:r>
+                </w:p>
+              </w:tc>
+              <w:tc>
+                <w:tcPr/>
+                <w:p>
+                  <w:pPr>
+                    <w:pStyle w:val="Compact"/>
+                    <w:jc w:val="left"/>
+                  </w:pPr>
+                  <w:r>
+                    <w:t xml:space="preserve">Картина глазного дна</w:t>
+                  </w:r>
+                </w:p>
+              </w:tc>
+              <w:tc>
+                <w:tcPr/>
+                <w:p>
+                  <w:pPr>
+                    <w:pStyle w:val="Compact"/>
+                    <w:jc w:val="left"/>
+                  </w:pPr>
+                  <w:r>
+                    <w:t xml:space="preserve">Зрение</w:t>
+                  </w:r>
+                </w:p>
+              </w:tc>
+            </w:tr>
+            <w:tr>
+              <w:tc>
+                <w:tcPr/>
+                <w:p>
+                  <w:pPr>
+                    <w:pStyle w:val="Compact"/>
+                    <w:jc w:val="left"/>
+                  </w:pPr>
+                  <w:r>
+                    <w:t xml:space="preserve">1. Начальная</w:t>
+                  </w:r>
+                </w:p>
+              </w:tc>
+              <w:tc>
+                <w:tcPr/>
+                <w:p>
+                  <w:pPr>
+                    <w:pStyle w:val="Compact"/>
+                    <w:jc w:val="left"/>
+                  </w:pPr>
+                  <w:r>
+                    <w:t xml:space="preserve">Отёк краёв ДЗН, покраснение, нечёткие границы</w:t>
+                  </w:r>
+                </w:p>
+              </w:tc>
+              <w:tc>
+                <w:tcPr/>
+                <w:p>
+                  <w:pPr>
+                    <w:pStyle w:val="Compact"/>
+                    <w:jc w:val="left"/>
+                  </w:pPr>
+                  <w:r>
+                    <w:t xml:space="preserve">______________________</w:t>
+                  </w:r>
+                </w:p>
+              </w:tc>
+            </w:tr>
+            <w:tr>
+              <w:tc>
+                <w:tcPr/>
+                <w:p>
+                  <w:pPr>
+                    <w:pStyle w:val="Compact"/>
+                    <w:jc w:val="left"/>
+                  </w:pPr>
+                  <w:r>
+                    <w:t xml:space="preserve">3. Резко выраженный отёк</w:t>
+                  </w:r>
+                </w:p>
+              </w:tc>
+              <w:tc>
+                <w:tcPr/>
+                <w:p>
+                  <w:pPr>
+                    <w:pStyle w:val="Compact"/>
+                    <w:jc w:val="left"/>
+                  </w:pPr>
+                  <w:r>
+                    <w:t xml:space="preserve">______________________</w:t>
+                  </w:r>
+                </w:p>
+              </w:tc>
+              <w:tc>
+                <w:tcPr/>
+                <w:p>
+                  <w:pPr>
+                    <w:pStyle w:val="Compact"/>
+                    <w:jc w:val="left"/>
+                  </w:pPr>
+                  <w:r>
+                    <w:t xml:space="preserve">ОЗ слегка снижается, не корригируется</w:t>
+                  </w:r>
+                </w:p>
+              </w:tc>
+            </w:tr>
+            <w:tr>
+              <w:tc>
+                <w:tcPr/>
+                <w:p>
+                  <w:pPr>
+                    <w:pStyle w:val="Compact"/>
+                    <w:jc w:val="left"/>
+                  </w:pPr>
+                  <w:r>
+                    <w:t xml:space="preserve">4. Атрофия ДЗН</w:t>
+                  </w:r>
+                </w:p>
+              </w:tc>
+              <w:tc>
+                <w:tcPr/>
+                <w:p>
+                  <w:pPr>
+                    <w:pStyle w:val="Compact"/>
+                    <w:jc w:val="left"/>
+                  </w:pPr>
+                  <w:r>
+                    <w:t xml:space="preserve">Отёк спадает, диск уменьшается, бледнеет, вены сужаются</w:t>
+                  </w:r>
+                </w:p>
+              </w:tc>
+              <w:tc>
+                <w:tcPr/>
+                <w:p>
+                  <w:pPr>
+                    <w:pStyle w:val="Compact"/>
+                    <w:jc w:val="left"/>
+                  </w:pPr>
+                  <w:r>
+                    <w:t xml:space="preserve">______________________</w:t>
+                  </w:r>
+                </w:p>
+              </w:tc>
+            </w:tr>
+          </w:tbl>
+          <w:p>
+            <w:pPr>
+              <w:pStyle w:val="BlockText"/>
+            </w:pPr>
             <w:r>
               <w:t xml:space="preserve">④ Соответствие — вид атрофии ЗН и признак:</w:t>
             </w:r>
-            <w:r>
-              <w:t xml:space="preserve"> </w:t>
-            </w:r>
-            <w:r>
-              <w:t xml:space="preserve">| № | Вид атрофии |</w:t>
-            </w:r>
-            <w:r>
-              <w:t xml:space="preserve"> </w:t>
-            </w:r>
-            <w:r>
-              <w:t xml:space="preserve">|—|—|</w:t>
-            </w:r>
-            <w:r>
-              <w:t xml:space="preserve"> </w:t>
-            </w:r>
-            <w:r>
-              <w:t xml:space="preserve">| 1 | Первичная |</w:t>
-            </w:r>
-            <w:r>
-              <w:t xml:space="preserve"> </w:t>
-            </w:r>
-            <w:r>
-              <w:t xml:space="preserve">| 2 | Вторичная |</w:t>
-            </w:r>
-            <w:r>
-              <w:t xml:space="preserve"> </w:t>
-            </w:r>
+          </w:p>
+          <w:tbl>
+            <w:tblPr>
+              <w:tblStyle w:val="Table"/>
+              <w:tblW w:type="auto" w:w="0"/>
+              <w:tblLook w:firstRow="1" w:lastRow="0" w:firstColumn="0" w:lastColumn="0" w:noHBand="0" w:noVBand="0" w:val="0020"/>
+              <w:jc w:val="start"/>
+            </w:tblPr>
+            <w:tblGrid>
+              <w:gridCol w:w="3960"/>
+              <w:gridCol w:w="3960"/>
+            </w:tblGrid>
+            <w:tr>
+              <w:trPr>
+                <w:tblHeader w:val="true"/>
+              </w:trPr>
+              <w:tc>
+                <w:tcPr/>
+                <w:p>
+                  <w:pPr>
+                    <w:pStyle w:val="Compact"/>
+                    <w:jc w:val="left"/>
+                  </w:pPr>
+                  <w:r>
+                    <w:t xml:space="preserve">№</w:t>
+                  </w:r>
+                </w:p>
+              </w:tc>
+              <w:tc>
+                <w:tcPr/>
+                <w:p>
+                  <w:pPr>
+                    <w:pStyle w:val="Compact"/>
+                    <w:jc w:val="left"/>
+                  </w:pPr>
+                  <w:r>
+                    <w:t xml:space="preserve">Вид атрофии</w:t>
+                  </w:r>
+                </w:p>
+              </w:tc>
+            </w:tr>
+            <w:tr>
+              <w:tc>
+                <w:tcPr/>
+                <w:p>
+                  <w:pPr>
+                    <w:pStyle w:val="Compact"/>
+                    <w:jc w:val="left"/>
+                  </w:pPr>
+                  <w:r>
+                    <w:t xml:space="preserve">1</w:t>
+                  </w:r>
+                </w:p>
+              </w:tc>
+              <w:tc>
+                <w:tcPr/>
+                <w:p>
+                  <w:pPr>
+                    <w:pStyle w:val="Compact"/>
+                    <w:jc w:val="left"/>
+                  </w:pPr>
+                  <w:r>
+                    <w:t xml:space="preserve">Первичная</w:t>
+                  </w:r>
+                </w:p>
+              </w:tc>
+            </w:tr>
+            <w:tr>
+              <w:tc>
+                <w:tcPr/>
+                <w:p>
+                  <w:pPr>
+                    <w:pStyle w:val="Compact"/>
+                    <w:jc w:val="left"/>
+                  </w:pPr>
+                  <w:r>
+                    <w:t xml:space="preserve">2</w:t>
+                  </w:r>
+                </w:p>
+              </w:tc>
+              <w:tc>
+                <w:tcPr/>
+                <w:p>
+                  <w:pPr>
+                    <w:pStyle w:val="Compact"/>
+                    <w:jc w:val="left"/>
+                  </w:pPr>
+                  <w:r>
+                    <w:t xml:space="preserve">Вторичная</w:t>
+                  </w:r>
+                </w:p>
+              </w:tc>
+            </w:tr>
+          </w:tbl>
+          <w:p>
+            <w:pPr>
+              <w:pStyle w:val="BlockText"/>
+            </w:pPr>
             <w:r>
               <w:t xml:space="preserve">Варианты (перепутаны): А) диск белый с нечёткими границами; симптом Кестенбаума Б) диск белый с чёткими границами, сужение сосудов</w:t>
             </w:r>
@@ -42860,45 +43524,156 @@
             <w:r>
               <w:t xml:space="preserve">③ Соответствие — состояние и признак:</w:t>
             </w:r>
-            <w:r>
-              <w:t xml:space="preserve"> </w:t>
-            </w:r>
-            <w:r>
-              <w:t xml:space="preserve">| № | Состояние |</w:t>
-            </w:r>
-            <w:r>
-              <w:t xml:space="preserve"> </w:t>
-            </w:r>
-            <w:r>
-              <w:t xml:space="preserve">|—|—|</w:t>
-            </w:r>
-            <w:r>
-              <w:t xml:space="preserve"> </w:t>
-            </w:r>
-            <w:r>
-              <w:t xml:space="preserve">| 1 | Транзиторная ишемическая атака |</w:t>
-            </w:r>
-            <w:r>
-              <w:t xml:space="preserve"> </w:t>
-            </w:r>
-            <w:r>
-              <w:t xml:space="preserve">| 2 | Окклюзия ЦАС |</w:t>
-            </w:r>
-            <w:r>
-              <w:t xml:space="preserve"> </w:t>
-            </w:r>
-            <w:r>
-              <w:t xml:space="preserve">| 3 | Тромбоз ЦВС |</w:t>
-            </w:r>
-            <w:r>
-              <w:t xml:space="preserve"> </w:t>
-            </w:r>
-            <w:r>
-              <w:t xml:space="preserve">| 4 | Гигантоклеточный артериит |</w:t>
-            </w:r>
-            <w:r>
-              <w:t xml:space="preserve"> </w:t>
-            </w:r>
+          </w:p>
+          <w:tbl>
+            <w:tblPr>
+              <w:tblStyle w:val="Table"/>
+              <w:tblW w:type="auto" w:w="0"/>
+              <w:tblLook w:firstRow="1" w:lastRow="0" w:firstColumn="0" w:lastColumn="0" w:noHBand="0" w:noVBand="0" w:val="0020"/>
+              <w:jc w:val="start"/>
+            </w:tblPr>
+            <w:tblGrid>
+              <w:gridCol w:w="3960"/>
+              <w:gridCol w:w="3960"/>
+            </w:tblGrid>
+            <w:tr>
+              <w:trPr>
+                <w:tblHeader w:val="true"/>
+              </w:trPr>
+              <w:tc>
+                <w:tcPr/>
+                <w:p>
+                  <w:pPr>
+                    <w:pStyle w:val="Compact"/>
+                    <w:jc w:val="left"/>
+                  </w:pPr>
+                  <w:r>
+                    <w:t xml:space="preserve">№</w:t>
+                  </w:r>
+                </w:p>
+              </w:tc>
+              <w:tc>
+                <w:tcPr/>
+                <w:p>
+                  <w:pPr>
+                    <w:pStyle w:val="Compact"/>
+                    <w:jc w:val="left"/>
+                  </w:pPr>
+                  <w:r>
+                    <w:t xml:space="preserve">Состояние</w:t>
+                  </w:r>
+                </w:p>
+              </w:tc>
+            </w:tr>
+            <w:tr>
+              <w:tc>
+                <w:tcPr/>
+                <w:p>
+                  <w:pPr>
+                    <w:pStyle w:val="Compact"/>
+                    <w:jc w:val="left"/>
+                  </w:pPr>
+                  <w:r>
+                    <w:t xml:space="preserve">1</w:t>
+                  </w:r>
+                </w:p>
+              </w:tc>
+              <w:tc>
+                <w:tcPr/>
+                <w:p>
+                  <w:pPr>
+                    <w:pStyle w:val="Compact"/>
+                    <w:jc w:val="left"/>
+                  </w:pPr>
+                  <w:r>
+                    <w:t xml:space="preserve">Транзиторная ишемическая атака</w:t>
+                  </w:r>
+                </w:p>
+              </w:tc>
+            </w:tr>
+            <w:tr>
+              <w:tc>
+                <w:tcPr/>
+                <w:p>
+                  <w:pPr>
+                    <w:pStyle w:val="Compact"/>
+                    <w:jc w:val="left"/>
+                  </w:pPr>
+                  <w:r>
+                    <w:t xml:space="preserve">2</w:t>
+                  </w:r>
+                </w:p>
+              </w:tc>
+              <w:tc>
+                <w:tcPr/>
+                <w:p>
+                  <w:pPr>
+                    <w:pStyle w:val="Compact"/>
+                    <w:jc w:val="left"/>
+                  </w:pPr>
+                  <w:r>
+                    <w:t xml:space="preserve">Окклюзия ЦАС</w:t>
+                  </w:r>
+                </w:p>
+              </w:tc>
+            </w:tr>
+            <w:tr>
+              <w:tc>
+                <w:tcPr/>
+                <w:p>
+                  <w:pPr>
+                    <w:pStyle w:val="Compact"/>
+                    <w:jc w:val="left"/>
+                  </w:pPr>
+                  <w:r>
+                    <w:t xml:space="preserve">3</w:t>
+                  </w:r>
+                </w:p>
+              </w:tc>
+              <w:tc>
+                <w:tcPr/>
+                <w:p>
+                  <w:pPr>
+                    <w:pStyle w:val="Compact"/>
+                    <w:jc w:val="left"/>
+                  </w:pPr>
+                  <w:r>
+                    <w:t xml:space="preserve">Тромбоз ЦВС</w:t>
+                  </w:r>
+                </w:p>
+              </w:tc>
+            </w:tr>
+            <w:tr>
+              <w:tc>
+                <w:tcPr/>
+                <w:p>
+                  <w:pPr>
+                    <w:pStyle w:val="Compact"/>
+                    <w:jc w:val="left"/>
+                  </w:pPr>
+                  <w:r>
+                    <w:t xml:space="preserve">4</w:t>
+                  </w:r>
+                </w:p>
+              </w:tc>
+              <w:tc>
+                <w:tcPr/>
+                <w:p>
+                  <w:pPr>
+                    <w:pStyle w:val="Compact"/>
+                    <w:jc w:val="left"/>
+                  </w:pPr>
+                  <w:r>
+                    <w:t xml:space="preserve">Гигантоклеточный артериит</w:t>
+                  </w:r>
+                </w:p>
+              </w:tc>
+            </w:tr>
+          </w:tbl>
+          <w:p>
+            <w:pPr>
+              <w:pStyle w:val="BlockText"/>
+            </w:pPr>
             <w:r>
               <w:t xml:space="preserve">Варианты (перепутаны): А) боль при расчёсывании, жевании; ревматическая полимиалгия; СОЭ резко повышена Б) слепота 1 глаз, минуты–часы, полное восстановление В) «раздавленный помидор» Г) «вишнёвая косточка» на глазном дне</w:t>
             </w:r>
@@ -44156,45 +44931,156 @@
             <w:r>
               <w:t xml:space="preserve">② Соответствие — симптом и заболевание:</w:t>
             </w:r>
-            <w:r>
-              <w:t xml:space="preserve"> </w:t>
-            </w:r>
-            <w:r>
-              <w:t xml:space="preserve">| № | Симптом |</w:t>
-            </w:r>
-            <w:r>
-              <w:t xml:space="preserve"> </w:t>
-            </w:r>
-            <w:r>
-              <w:t xml:space="preserve">|—|—|</w:t>
-            </w:r>
-            <w:r>
-              <w:t xml:space="preserve"> </w:t>
-            </w:r>
-            <w:r>
-              <w:t xml:space="preserve">| 1 | «Вишнёвая косточка» |</w:t>
-            </w:r>
-            <w:r>
-              <w:t xml:space="preserve"> </w:t>
-            </w:r>
-            <w:r>
-              <w:t xml:space="preserve">| 2 | «Раздавленный помидор» |</w:t>
-            </w:r>
-            <w:r>
-              <w:t xml:space="preserve"> </w:t>
-            </w:r>
-            <w:r>
-              <w:t xml:space="preserve">| 3 | Кровоизлияния «языки пламени» |</w:t>
-            </w:r>
-            <w:r>
-              <w:t xml:space="preserve"> </w:t>
-            </w:r>
-            <w:r>
-              <w:t xml:space="preserve">| 4 | Сегментация тока крови («стоп-кадр») |</w:t>
-            </w:r>
-            <w:r>
-              <w:t xml:space="preserve"> </w:t>
-            </w:r>
+          </w:p>
+          <w:tbl>
+            <w:tblPr>
+              <w:tblStyle w:val="Table"/>
+              <w:tblW w:type="auto" w:w="0"/>
+              <w:tblLook w:firstRow="1" w:lastRow="0" w:firstColumn="0" w:lastColumn="0" w:noHBand="0" w:noVBand="0" w:val="0020"/>
+              <w:jc w:val="start"/>
+            </w:tblPr>
+            <w:tblGrid>
+              <w:gridCol w:w="3960"/>
+              <w:gridCol w:w="3960"/>
+            </w:tblGrid>
+            <w:tr>
+              <w:trPr>
+                <w:tblHeader w:val="true"/>
+              </w:trPr>
+              <w:tc>
+                <w:tcPr/>
+                <w:p>
+                  <w:pPr>
+                    <w:pStyle w:val="Compact"/>
+                    <w:jc w:val="left"/>
+                  </w:pPr>
+                  <w:r>
+                    <w:t xml:space="preserve">№</w:t>
+                  </w:r>
+                </w:p>
+              </w:tc>
+              <w:tc>
+                <w:tcPr/>
+                <w:p>
+                  <w:pPr>
+                    <w:pStyle w:val="Compact"/>
+                    <w:jc w:val="left"/>
+                  </w:pPr>
+                  <w:r>
+                    <w:t xml:space="preserve">Симптом</w:t>
+                  </w:r>
+                </w:p>
+              </w:tc>
+            </w:tr>
+            <w:tr>
+              <w:tc>
+                <w:tcPr/>
+                <w:p>
+                  <w:pPr>
+                    <w:pStyle w:val="Compact"/>
+                    <w:jc w:val="left"/>
+                  </w:pPr>
+                  <w:r>
+                    <w:t xml:space="preserve">1</w:t>
+                  </w:r>
+                </w:p>
+              </w:tc>
+              <w:tc>
+                <w:tcPr/>
+                <w:p>
+                  <w:pPr>
+                    <w:pStyle w:val="Compact"/>
+                    <w:jc w:val="left"/>
+                  </w:pPr>
+                  <w:r>
+                    <w:t xml:space="preserve">«Вишнёвая косточка»</w:t>
+                  </w:r>
+                </w:p>
+              </w:tc>
+            </w:tr>
+            <w:tr>
+              <w:tc>
+                <w:tcPr/>
+                <w:p>
+                  <w:pPr>
+                    <w:pStyle w:val="Compact"/>
+                    <w:jc w:val="left"/>
+                  </w:pPr>
+                  <w:r>
+                    <w:t xml:space="preserve">2</w:t>
+                  </w:r>
+                </w:p>
+              </w:tc>
+              <w:tc>
+                <w:tcPr/>
+                <w:p>
+                  <w:pPr>
+                    <w:pStyle w:val="Compact"/>
+                    <w:jc w:val="left"/>
+                  </w:pPr>
+                  <w:r>
+                    <w:t xml:space="preserve">«Раздавленный помидор»</w:t>
+                  </w:r>
+                </w:p>
+              </w:tc>
+            </w:tr>
+            <w:tr>
+              <w:tc>
+                <w:tcPr/>
+                <w:p>
+                  <w:pPr>
+                    <w:pStyle w:val="Compact"/>
+                    <w:jc w:val="left"/>
+                  </w:pPr>
+                  <w:r>
+                    <w:t xml:space="preserve">3</w:t>
+                  </w:r>
+                </w:p>
+              </w:tc>
+              <w:tc>
+                <w:tcPr/>
+                <w:p>
+                  <w:pPr>
+                    <w:pStyle w:val="Compact"/>
+                    <w:jc w:val="left"/>
+                  </w:pPr>
+                  <w:r>
+                    <w:t xml:space="preserve">Кровоизлияния «языки пламени»</w:t>
+                  </w:r>
+                </w:p>
+              </w:tc>
+            </w:tr>
+            <w:tr>
+              <w:tc>
+                <w:tcPr/>
+                <w:p>
+                  <w:pPr>
+                    <w:pStyle w:val="Compact"/>
+                    <w:jc w:val="left"/>
+                  </w:pPr>
+                  <w:r>
+                    <w:t xml:space="preserve">4</w:t>
+                  </w:r>
+                </w:p>
+              </w:tc>
+              <w:tc>
+                <w:tcPr/>
+                <w:p>
+                  <w:pPr>
+                    <w:pStyle w:val="Compact"/>
+                    <w:jc w:val="left"/>
+                  </w:pPr>
+                  <w:r>
+                    <w:t xml:space="preserve">Сегментация тока крови («стоп-кадр»)</w:t>
+                  </w:r>
+                </w:p>
+              </w:tc>
+            </w:tr>
+          </w:tbl>
+          <w:p>
+            <w:pPr>
+              <w:pStyle w:val="BlockText"/>
+            </w:pPr>
             <w:r>
               <w:t xml:space="preserve">Варианты (перепутаны, каждый используется дважды): А) Тромбоз ЦВС Б) Окклюзия ЦАС</w:t>
             </w:r>
@@ -64932,73 +65818,234 @@
             <w:r>
               <w:t xml:space="preserve">⑧ Таблица с пропусками:</w:t>
             </w:r>
+          </w:p>
+          <w:tbl>
+            <w:tblPr>
+              <w:tblStyle w:val="Table"/>
+              <w:tblW w:type="auto" w:w="0"/>
+              <w:tblLook w:firstRow="1" w:lastRow="0" w:firstColumn="0" w:lastColumn="0" w:noHBand="0" w:noVBand="0" w:val="0020"/>
+              <w:jc w:val="start"/>
+            </w:tblPr>
+            <w:tblGrid>
+              <w:gridCol w:w="3960"/>
+              <w:gridCol w:w="3960"/>
+            </w:tblGrid>
+            <w:tr>
+              <w:trPr>
+                <w:tblHeader w:val="true"/>
+              </w:trPr>
+              <w:tc>
+                <w:tcPr/>
+                <w:p>
+                  <w:pPr>
+                    <w:pStyle w:val="Compact"/>
+                    <w:jc w:val="left"/>
+                  </w:pPr>
+                  <w:r>
+                    <w:t xml:space="preserve">Параметр</w:t>
+                  </w:r>
+                </w:p>
+              </w:tc>
+              <w:tc>
+                <w:tcPr/>
+                <w:p>
+                  <w:pPr>
+                    <w:pStyle w:val="Compact"/>
+                    <w:jc w:val="left"/>
+                  </w:pPr>
+                  <w:r>
+                    <w:t xml:space="preserve">Норма</w:t>
+                  </w:r>
+                </w:p>
+              </w:tc>
+            </w:tr>
+            <w:tr>
+              <w:tc>
+                <w:tcPr/>
+                <w:p>
+                  <w:pPr>
+                    <w:pStyle w:val="Compact"/>
+                    <w:jc w:val="left"/>
+                  </w:pPr>
+                  <w:r>
+                    <w:t xml:space="preserve">Расстояние глаза–рабочая поверхность</w:t>
+                  </w:r>
+                </w:p>
+              </w:tc>
+              <w:tc>
+                <w:tcPr/>
+                <w:p>
+                  <w:pPr>
+                    <w:pStyle w:val="Compact"/>
+                    <w:jc w:val="left"/>
+                  </w:pPr>
+                  <w:r>
+                    <w:t xml:space="preserve">______________________</w:t>
+                  </w:r>
+                </w:p>
+              </w:tc>
+            </w:tr>
+            <w:tr>
+              <w:tc>
+                <w:tcPr/>
+                <w:p>
+                  <w:pPr>
+                    <w:pStyle w:val="Compact"/>
+                    <w:jc w:val="left"/>
+                  </w:pPr>
+                  <w:r>
+                    <w:t xml:space="preserve">Посадка</w:t>
+                  </w:r>
+                </w:p>
+              </w:tc>
+              <w:tc>
+                <w:tcPr/>
+                <w:p>
+                  <w:pPr>
+                    <w:pStyle w:val="Compact"/>
+                    <w:jc w:val="left"/>
+                  </w:pPr>
+                  <w:r>
+                    <w:t xml:space="preserve">______________________</w:t>
+                  </w:r>
+                </w:p>
+              </w:tc>
+            </w:tr>
+          </w:tbl>
+          <w:p>
+            <w:pPr>
+              <w:pStyle w:val="BlockText"/>
+            </w:pPr>
+            <w:r>
+              <w:t xml:space="preserve">⑨ Запылённые стёкла снижают освещённость до ______________________ %. Каждые ______________________ минут зрительной нагрузки — ______________________-минутный перерыв</w:t>
+            </w:r>
             <w:r>
               <w:t xml:space="preserve"> </w:t>
             </w:r>
             <w:r>
-              <w:t xml:space="preserve">| Параметр | Норма |</w:t>
-            </w:r>
-            <w:r>
-              <w:t xml:space="preserve"> </w:t>
-            </w:r>
-            <w:r>
-              <w:t xml:space="preserve">|—|—|</w:t>
-            </w:r>
-            <w:r>
-              <w:t xml:space="preserve"> </w:t>
-            </w:r>
-            <w:r>
-              <w:t xml:space="preserve">| Расстояние глаза–рабочая поверхность | ______________________ |</w:t>
-            </w:r>
-            <w:r>
-              <w:t xml:space="preserve"> </w:t>
-            </w:r>
-            <w:r>
-              <w:t xml:space="preserve">| Посадка | ______________________ |</w:t>
-            </w:r>
-            <w:r>
-              <w:t xml:space="preserve"> </w:t>
-            </w:r>
-            <w:r>
-              <w:t xml:space="preserve">⑨ Запылённые стёкла снижают освещённость до ______________________ %. Каждые ______________________ минут зрительной нагрузки — ______________________-минутный перерыв</w:t>
-            </w:r>
-            <w:r>
-              <w:t xml:space="preserve"> </w:t>
-            </w:r>
-            <w:r>
               <w:t xml:space="preserve">⑩ Соответствие (непрерывная работа за компьютером), сопоставь возраст и длительность (перемешано):</w:t>
             </w:r>
-            <w:r>
-              <w:t xml:space="preserve"> </w:t>
-            </w:r>
-            <w:r>
-              <w:t xml:space="preserve">| Возраст | Непрерывная работа |</w:t>
-            </w:r>
-            <w:r>
-              <w:t xml:space="preserve"> </w:t>
-            </w:r>
-            <w:r>
-              <w:t xml:space="preserve">|—|—|</w:t>
-            </w:r>
-            <w:r>
-              <w:t xml:space="preserve"> </w:t>
-            </w:r>
-            <w:r>
-              <w:t xml:space="preserve">| До 7 лет | 30–45 мин |</w:t>
-            </w:r>
-            <w:r>
-              <w:t xml:space="preserve"> </w:t>
-            </w:r>
-            <w:r>
-              <w:t xml:space="preserve">| 7–12 лет | не более 15 мин |</w:t>
-            </w:r>
-            <w:r>
-              <w:t xml:space="preserve"> </w:t>
-            </w:r>
-            <w:r>
-              <w:t xml:space="preserve">| Старше 12 лет | 20–25 мин |</w:t>
-            </w:r>
-          </w:p>
+          </w:p>
+          <w:tbl>
+            <w:tblPr>
+              <w:tblStyle w:val="Table"/>
+              <w:tblW w:type="auto" w:w="0"/>
+              <w:tblLook w:firstRow="1" w:lastRow="0" w:firstColumn="0" w:lastColumn="0" w:noHBand="0" w:noVBand="0" w:val="0020"/>
+              <w:jc w:val="start"/>
+            </w:tblPr>
+            <w:tblGrid>
+              <w:gridCol w:w="3960"/>
+              <w:gridCol w:w="3960"/>
+            </w:tblGrid>
+            <w:tr>
+              <w:trPr>
+                <w:tblHeader w:val="true"/>
+              </w:trPr>
+              <w:tc>
+                <w:tcPr/>
+                <w:p>
+                  <w:pPr>
+                    <w:pStyle w:val="Compact"/>
+                    <w:jc w:val="left"/>
+                  </w:pPr>
+                  <w:r>
+                    <w:t xml:space="preserve">Возраст</w:t>
+                  </w:r>
+                </w:p>
+              </w:tc>
+              <w:tc>
+                <w:tcPr/>
+                <w:p>
+                  <w:pPr>
+                    <w:pStyle w:val="Compact"/>
+                    <w:jc w:val="left"/>
+                  </w:pPr>
+                  <w:r>
+                    <w:t xml:space="preserve">Непрерывная работа</w:t>
+                  </w:r>
+                </w:p>
+              </w:tc>
+            </w:tr>
+            <w:tr>
+              <w:tc>
+                <w:tcPr/>
+                <w:p>
+                  <w:pPr>
+                    <w:pStyle w:val="Compact"/>
+                    <w:jc w:val="left"/>
+                  </w:pPr>
+                  <w:r>
+                    <w:t xml:space="preserve">До 7 лет</w:t>
+                  </w:r>
+                </w:p>
+              </w:tc>
+              <w:tc>
+                <w:tcPr/>
+                <w:p>
+                  <w:pPr>
+                    <w:pStyle w:val="Compact"/>
+                    <w:jc w:val="left"/>
+                  </w:pPr>
+                  <w:r>
+                    <w:t xml:space="preserve">30–45 мин</w:t>
+                  </w:r>
+                </w:p>
+              </w:tc>
+            </w:tr>
+            <w:tr>
+              <w:tc>
+                <w:tcPr/>
+                <w:p>
+                  <w:pPr>
+                    <w:pStyle w:val="Compact"/>
+                    <w:jc w:val="left"/>
+                  </w:pPr>
+                  <w:r>
+                    <w:t xml:space="preserve">7–12 лет</w:t>
+                  </w:r>
+                </w:p>
+              </w:tc>
+              <w:tc>
+                <w:tcPr/>
+                <w:p>
+                  <w:pPr>
+                    <w:pStyle w:val="Compact"/>
+                    <w:jc w:val="left"/>
+                  </w:pPr>
+                  <w:r>
+                    <w:t xml:space="preserve">не более 15 мин</w:t>
+                  </w:r>
+                </w:p>
+              </w:tc>
+            </w:tr>
+            <w:tr>
+              <w:tc>
+                <w:tcPr/>
+                <w:p>
+                  <w:pPr>
+                    <w:pStyle w:val="Compact"/>
+                    <w:jc w:val="left"/>
+                  </w:pPr>
+                  <w:r>
+                    <w:t xml:space="preserve">Старше 12 лет</w:t>
+                  </w:r>
+                </w:p>
+              </w:tc>
+              <w:tc>
+                <w:tcPr/>
+                <w:p>
+                  <w:pPr>
+                    <w:pStyle w:val="Compact"/>
+                    <w:jc w:val="left"/>
+                  </w:pPr>
+                  <w:r>
+                    <w:t xml:space="preserve">20–25 мин</w:t>
+                  </w:r>
+                </w:p>
+              </w:tc>
+            </w:tr>
+          </w:tbl>
+          <w:p/>
         </w:tc>
       </w:tr>
     </w:tbl>
@@ -65254,33 +66301,104 @@
             <w:r>
               <w:t xml:space="preserve">⑪ Таблица с пропусками:</w:t>
             </w:r>
-            <w:r>
-              <w:t xml:space="preserve"> </w:t>
-            </w:r>
-            <w:r>
-              <w:t xml:space="preserve">| Параметр | Рекомендация |</w:t>
-            </w:r>
-            <w:r>
-              <w:t xml:space="preserve"> </w:t>
-            </w:r>
-            <w:r>
-              <w:t xml:space="preserve">|—|—|</w:t>
-            </w:r>
-            <w:r>
-              <w:t xml:space="preserve"> </w:t>
-            </w:r>
-            <w:r>
-              <w:t xml:space="preserve">| Непрерывный просмотр | ______________________ |</w:t>
-            </w:r>
-            <w:r>
-              <w:t xml:space="preserve"> </w:t>
-            </w:r>
-            <w:r>
-              <w:t xml:space="preserve">| Расстояние от экрана | ______________________ |</w:t>
-            </w:r>
-            <w:r>
-              <w:t xml:space="preserve"> </w:t>
-            </w:r>
+          </w:p>
+          <w:tbl>
+            <w:tblPr>
+              <w:tblStyle w:val="Table"/>
+              <w:tblW w:type="auto" w:w="0"/>
+              <w:tblLook w:firstRow="1" w:lastRow="0" w:firstColumn="0" w:lastColumn="0" w:noHBand="0" w:noVBand="0" w:val="0020"/>
+              <w:jc w:val="start"/>
+            </w:tblPr>
+            <w:tblGrid>
+              <w:gridCol w:w="3960"/>
+              <w:gridCol w:w="3960"/>
+            </w:tblGrid>
+            <w:tr>
+              <w:trPr>
+                <w:tblHeader w:val="true"/>
+              </w:trPr>
+              <w:tc>
+                <w:tcPr/>
+                <w:p>
+                  <w:pPr>
+                    <w:pStyle w:val="Compact"/>
+                    <w:jc w:val="left"/>
+                  </w:pPr>
+                  <w:r>
+                    <w:t xml:space="preserve">Параметр</w:t>
+                  </w:r>
+                </w:p>
+              </w:tc>
+              <w:tc>
+                <w:tcPr/>
+                <w:p>
+                  <w:pPr>
+                    <w:pStyle w:val="Compact"/>
+                    <w:jc w:val="left"/>
+                  </w:pPr>
+                  <w:r>
+                    <w:t xml:space="preserve">Рекомендация</w:t>
+                  </w:r>
+                </w:p>
+              </w:tc>
+            </w:tr>
+            <w:tr>
+              <w:tc>
+                <w:tcPr/>
+                <w:p>
+                  <w:pPr>
+                    <w:pStyle w:val="Compact"/>
+                    <w:jc w:val="left"/>
+                  </w:pPr>
+                  <w:r>
+                    <w:t xml:space="preserve">Непрерывный просмотр</w:t>
+                  </w:r>
+                </w:p>
+              </w:tc>
+              <w:tc>
+                <w:tcPr/>
+                <w:p>
+                  <w:pPr>
+                    <w:pStyle w:val="Compact"/>
+                    <w:jc w:val="left"/>
+                  </w:pPr>
+                  <w:r>
+                    <w:t xml:space="preserve">______________________</w:t>
+                  </w:r>
+                </w:p>
+              </w:tc>
+            </w:tr>
+            <w:tr>
+              <w:tc>
+                <w:tcPr/>
+                <w:p>
+                  <w:pPr>
+                    <w:pStyle w:val="Compact"/>
+                    <w:jc w:val="left"/>
+                  </w:pPr>
+                  <w:r>
+                    <w:t xml:space="preserve">Расстояние от экрана</w:t>
+                  </w:r>
+                </w:p>
+              </w:tc>
+              <w:tc>
+                <w:tcPr/>
+                <w:p>
+                  <w:pPr>
+                    <w:pStyle w:val="Compact"/>
+                    <w:jc w:val="left"/>
+                  </w:pPr>
+                  <w:r>
+                    <w:t xml:space="preserve">______________________</w:t>
+                  </w:r>
+                </w:p>
+              </w:tc>
+            </w:tr>
+          </w:tbl>
+          <w:p>
+            <w:pPr>
+              <w:pStyle w:val="BlockText"/>
+            </w:pPr>
             <w:r>
               <w:t xml:space="preserve">⑫ Верно / неверно: «Просмотр телевизора в темноте разрешён»</w:t>
             </w:r>
@@ -65951,39 +67069,130 @@
             <w:r>
               <w:t xml:space="preserve">⑮ Соответствие, сопоставь нутриент и его роль (перемешано):</w:t>
             </w:r>
-            <w:r>
-              <w:t xml:space="preserve"> </w:t>
-            </w:r>
-            <w:r>
-              <w:t xml:space="preserve">| Нутриент | Роль |</w:t>
-            </w:r>
-            <w:r>
-              <w:t xml:space="preserve"> </w:t>
-            </w:r>
-            <w:r>
-              <w:t xml:space="preserve">|—|—|</w:t>
-            </w:r>
-            <w:r>
-              <w:t xml:space="preserve"> </w:t>
-            </w:r>
-            <w:r>
-              <w:t xml:space="preserve">| Витамин A | Структурный компонент мембран фоторецепторов |</w:t>
-            </w:r>
-            <w:r>
-              <w:t xml:space="preserve"> </w:t>
-            </w:r>
-            <w:r>
-              <w:t xml:space="preserve">| Лютеин и зеаксантин | Компонент зрительного пигмента родопсина, обеспечивает сумеречное зрение |</w:t>
-            </w:r>
-            <w:r>
-              <w:t xml:space="preserve"> </w:t>
-            </w:r>
-            <w:r>
-              <w:t xml:space="preserve">| ДГК (омега-3) | Фотопигменты макулы, защита от УФ |</w:t>
-            </w:r>
-            <w:r>
-              <w:t xml:space="preserve"> </w:t>
-            </w:r>
+          </w:p>
+          <w:tbl>
+            <w:tblPr>
+              <w:tblStyle w:val="Table"/>
+              <w:tblW w:type="pct" w:w="5000"/>
+              <w:tblLook w:firstRow="1" w:lastRow="0" w:firstColumn="0" w:lastColumn="0" w:noHBand="0" w:noVBand="0" w:val="0020"/>
+              <w:jc w:val="start"/>
+            </w:tblPr>
+            <w:tblGrid>
+              <w:gridCol w:w="3960"/>
+              <w:gridCol w:w="3960"/>
+            </w:tblGrid>
+            <w:tr>
+              <w:trPr>
+                <w:tblHeader w:val="true"/>
+              </w:trPr>
+              <w:tc>
+                <w:tcPr/>
+                <w:p>
+                  <w:pPr>
+                    <w:pStyle w:val="Compact"/>
+                    <w:jc w:val="left"/>
+                  </w:pPr>
+                  <w:r>
+                    <w:t xml:space="preserve">Нутриент</w:t>
+                  </w:r>
+                </w:p>
+              </w:tc>
+              <w:tc>
+                <w:tcPr/>
+                <w:p>
+                  <w:pPr>
+                    <w:pStyle w:val="Compact"/>
+                    <w:jc w:val="left"/>
+                  </w:pPr>
+                  <w:r>
+                    <w:t xml:space="preserve">Роль</w:t>
+                  </w:r>
+                </w:p>
+              </w:tc>
+            </w:tr>
+            <w:tr>
+              <w:tc>
+                <w:tcPr/>
+                <w:p>
+                  <w:pPr>
+                    <w:pStyle w:val="Compact"/>
+                    <w:jc w:val="left"/>
+                  </w:pPr>
+                  <w:r>
+                    <w:t xml:space="preserve">Витамин A</w:t>
+                  </w:r>
+                </w:p>
+              </w:tc>
+              <w:tc>
+                <w:tcPr/>
+                <w:p>
+                  <w:pPr>
+                    <w:pStyle w:val="Compact"/>
+                    <w:jc w:val="left"/>
+                  </w:pPr>
+                  <w:r>
+                    <w:t xml:space="preserve">Структурный компонент мембран фоторецепторов</w:t>
+                  </w:r>
+                </w:p>
+              </w:tc>
+            </w:tr>
+            <w:tr>
+              <w:tc>
+                <w:tcPr/>
+                <w:p>
+                  <w:pPr>
+                    <w:pStyle w:val="Compact"/>
+                    <w:jc w:val="left"/>
+                  </w:pPr>
+                  <w:r>
+                    <w:t xml:space="preserve">Лютеин и зеаксантин</w:t>
+                  </w:r>
+                </w:p>
+              </w:tc>
+              <w:tc>
+                <w:tcPr/>
+                <w:p>
+                  <w:pPr>
+                    <w:pStyle w:val="Compact"/>
+                    <w:jc w:val="left"/>
+                  </w:pPr>
+                  <w:r>
+                    <w:t xml:space="preserve">Компонент зрительного пигмента родопсина, обеспечивает сумеречное зрение</w:t>
+                  </w:r>
+                </w:p>
+              </w:tc>
+            </w:tr>
+            <w:tr>
+              <w:tc>
+                <w:tcPr/>
+                <w:p>
+                  <w:pPr>
+                    <w:pStyle w:val="Compact"/>
+                    <w:jc w:val="left"/>
+                  </w:pPr>
+                  <w:r>
+                    <w:t xml:space="preserve">ДГК (омега-3)</w:t>
+                  </w:r>
+                </w:p>
+              </w:tc>
+              <w:tc>
+                <w:tcPr/>
+                <w:p>
+                  <w:pPr>
+                    <w:pStyle w:val="Compact"/>
+                    <w:jc w:val="left"/>
+                  </w:pPr>
+                  <w:r>
+                    <w:t xml:space="preserve">Фотопигменты макулы, защита от УФ</w:t>
+                  </w:r>
+                </w:p>
+              </w:tc>
+            </w:tr>
+          </w:tbl>
+          <w:p>
+            <w:pPr>
+              <w:pStyle w:val="BlockText"/>
+            </w:pPr>
             <w:r>
               <w:t xml:space="preserve">⑯ Продукты, особенно полезные для глаз: ______________________, ______________________, ______________________, ______________________, ______________________</w:t>
             </w:r>
